--- a/Coding 2 - year/Unit 3 - Advanced Functions & Algorithms/Daily Lesson Plans/Word/Day 22.docx
+++ b/Coding 2 - year/Unit 3 - Advanced Functions & Algorithms/Daily Lesson Plans/Word/Day 22.docx
@@ -50,12 +50,15 @@
               </w:rPr>
               <w:t xml:space="preserve">Coding II — Full Year</w:t>
             </w:r>
-          </w:p>
-          <w:p>
-            <w:pPr>
-              <w:spacing w:before="40"/>
-              <w:jc w:val="center"/>
-            </w:pPr>
+            <w:r>
+              <w:rPr>
+                <w:rFonts w:ascii="Arial" w:cs="Arial" w:eastAsia="Arial" w:hAnsi="Arial"/>
+                <w:sz w:val="16"/>
+                <w:szCs w:val="16"/>
+              </w:rPr>
+              <w:br/>
+              <w:t xml:space="preserve"/>
+            </w:r>
             <w:r>
               <w:rPr>
                 <w:rFonts w:ascii="Arial" w:cs="Arial" w:eastAsia="Arial" w:hAnsi="Arial"/>
@@ -83,7 +86,7 @@
           <w:rFonts w:ascii="Arial" w:cs="Arial" w:eastAsia="Arial" w:hAnsi="Arial"/>
           <w:b/>
           <w:bCs/>
-          <w:color w:val="0D3B1F"/>
+          <w:color w:val="1B7A4A"/>
           <w:sz w:val="32"/>
           <w:szCs w:val="32"/>
         </w:rPr>
@@ -261,9 +264,9 @@
               <w:right w:val="single" w:color="CCCCCC" w:sz="1"/>
             </w:tcBorders>
             <w:tcMar>
-              <w:top w:type="dxa" w:w="60"/>
+              <w:top w:type="dxa" w:w="80"/>
               <w:left w:type="dxa" w:w="120"/>
-              <w:bottom w:type="dxa" w:w="60"/>
+              <w:bottom w:type="dxa" w:w="80"/>
               <w:right w:type="dxa" w:w="120"/>
             </w:tcMar>
           </w:tcPr>
@@ -290,20 +293,213 @@
               <w:right w:val="single" w:color="CCCCCC" w:sz="1"/>
             </w:tcBorders>
             <w:tcMar>
-              <w:top w:type="dxa" w:w="60"/>
+              <w:top w:type="dxa" w:w="80"/>
               <w:left w:type="dxa" w:w="120"/>
-              <w:bottom w:type="dxa" w:w="60"/>
+              <w:bottom w:type="dxa" w:w="80"/>
               <w:right w:type="dxa" w:w="120"/>
             </w:tcMar>
           </w:tcPr>
           <w:p>
-            <w:r>
-              <w:rPr>
-                <w:rFonts w:ascii="Arial" w:cs="Arial" w:eastAsia="Arial" w:hAnsi="Arial"/>
-                <w:sz w:val="20"/>
-                <w:szCs w:val="20"/>
+            <w:pPr>
+              <w:spacing w:after="80" w:before="80"/>
+            </w:pPr>
+            <w:r>
+              <w:rPr>
+                <w:rFonts w:ascii="Arial" w:cs="Arial" w:eastAsia="Arial" w:hAnsi="Arial"/>
+                <w:b/>
+                <w:bCs/>
+                <w:i w:val="false"/>
+                <w:iCs w:val="false"/>
+                <w:color w:val="000000"/>
+                <w:sz w:val="22"/>
+                <w:szCs w:val="22"/>
               </w:rPr>
               <w:t xml:space="preserve">Bell Ringer / Review</w:t>
+            </w:r>
+            <w:r>
+              <w:rPr>
+                <w:rFonts w:ascii="Arial" w:cs="Arial" w:eastAsia="Arial" w:hAnsi="Arial"/>
+                <w:sz w:val="20"/>
+                <w:szCs w:val="20"/>
+              </w:rPr>
+              <w:br/>
+              <w:t xml:space="preserve"/>
+            </w:r>
+            <w:r>
+              <w:rPr>
+                <w:rFonts w:ascii="Arial" w:cs="Arial" w:eastAsia="Arial" w:hAnsi="Arial"/>
+                <w:sz w:val="20"/>
+                <w:szCs w:val="20"/>
+              </w:rPr>
+              <w:br/>
+              <w:t xml:space="preserve"/>
+            </w:r>
+            <w:r>
+              <w:rPr>
+                <w:rFonts w:ascii="Arial" w:cs="Arial" w:eastAsia="Arial" w:hAnsi="Arial"/>
+                <w:b/>
+                <w:bCs/>
+                <w:i w:val="false"/>
+                <w:iCs w:val="false"/>
+                <w:color w:val="000000"/>
+                <w:sz w:val="20"/>
+                <w:szCs w:val="20"/>
+              </w:rPr>
+              <w:t xml:space="preserve">Quick Write </w:t>
+            </w:r>
+            <w:r>
+              <w:rPr>
+                <w:rFonts w:ascii="Arial" w:cs="Arial" w:eastAsia="Arial" w:hAnsi="Arial"/>
+                <w:b w:val="false"/>
+                <w:bCs w:val="false"/>
+                <w:i w:val="false"/>
+                <w:iCs w:val="false"/>
+                <w:color w:val="000000"/>
+                <w:sz w:val="20"/>
+                <w:szCs w:val="20"/>
+              </w:rPr>
+              <w:t xml:space="preserve">(3 min — written or verbal):</w:t>
+            </w:r>
+            <w:r>
+              <w:rPr>
+                <w:rFonts w:ascii="Arial" w:cs="Arial" w:eastAsia="Arial" w:hAnsi="Arial"/>
+                <w:sz w:val="20"/>
+                <w:szCs w:val="20"/>
+              </w:rPr>
+              <w:br/>
+              <w:t xml:space="preserve"/>
+            </w:r>
+            <w:r>
+              <w:rPr>
+                <w:rFonts w:ascii="Arial" w:cs="Arial" w:eastAsia="Arial" w:hAnsi="Arial"/>
+                <w:b w:val="false"/>
+                <w:bCs w:val="false"/>
+                <w:i w:val="false"/>
+                <w:iCs w:val="false"/>
+                <w:color w:val="000000"/>
+                <w:sz w:val="20"/>
+                <w:szCs w:val="20"/>
+              </w:rPr>
+              <w:t xml:space="preserve">    In your own words: Plan algorithms using pseudocode and recognize common design patterns?</w:t>
+            </w:r>
+            <w:r>
+              <w:rPr>
+                <w:rFonts w:ascii="Arial" w:cs="Arial" w:eastAsia="Arial" w:hAnsi="Arial"/>
+                <w:sz w:val="20"/>
+                <w:szCs w:val="20"/>
+              </w:rPr>
+              <w:br/>
+              <w:t xml:space="preserve"/>
+            </w:r>
+            <w:r>
+              <w:rPr>
+                <w:rFonts w:ascii="Arial" w:cs="Arial" w:eastAsia="Arial" w:hAnsi="Arial"/>
+                <w:sz w:val="20"/>
+                <w:szCs w:val="20"/>
+              </w:rPr>
+              <w:br/>
+              <w:t xml:space="preserve"/>
+            </w:r>
+            <w:r>
+              <w:rPr>
+                <w:rFonts w:ascii="Arial" w:cs="Arial" w:eastAsia="Arial" w:hAnsi="Arial"/>
+                <w:b/>
+                <w:bCs/>
+                <w:i w:val="false"/>
+                <w:iCs w:val="false"/>
+                <w:color w:val="000000"/>
+                <w:sz w:val="20"/>
+                <w:szCs w:val="20"/>
+              </w:rPr>
+              <w:t xml:space="preserve">Vocabulary Preview — </w:t>
+            </w:r>
+            <w:r>
+              <w:rPr>
+                <w:rFonts w:ascii="Arial" w:cs="Arial" w:eastAsia="Arial" w:hAnsi="Arial"/>
+                <w:b w:val="false"/>
+                <w:bCs w:val="false"/>
+                <w:i w:val="false"/>
+                <w:iCs w:val="false"/>
+                <w:color w:val="000000"/>
+                <w:sz w:val="20"/>
+                <w:szCs w:val="20"/>
+              </w:rPr>
+              <w:t xml:space="preserve">terms we'll use today:</w:t>
+            </w:r>
+            <w:r>
+              <w:rPr>
+                <w:rFonts w:ascii="Arial" w:cs="Arial" w:eastAsia="Arial" w:hAnsi="Arial"/>
+                <w:sz w:val="20"/>
+                <w:szCs w:val="20"/>
+              </w:rPr>
+              <w:br/>
+              <w:t xml:space="preserve"/>
+            </w:r>
+            <w:r>
+              <w:rPr>
+                <w:rFonts w:ascii="Arial" w:cs="Arial" w:eastAsia="Arial" w:hAnsi="Arial"/>
+                <w:b w:val="false"/>
+                <w:bCs w:val="false"/>
+                <w:i w:val="false"/>
+                <w:iCs w:val="false"/>
+                <w:color w:val="000000"/>
+                <w:sz w:val="20"/>
+                <w:szCs w:val="20"/>
+              </w:rPr>
+              <w:t xml:space="preserve">    • Pseudocode   •   Algorithm Design Patterns   •   Brute Force   •   Divide and Conquer   •   Greedy   •   Dynamic Programming</w:t>
+            </w:r>
+            <w:r>
+              <w:rPr>
+                <w:rFonts w:ascii="Arial" w:cs="Arial" w:eastAsia="Arial" w:hAnsi="Arial"/>
+                <w:sz w:val="20"/>
+                <w:szCs w:val="20"/>
+              </w:rPr>
+              <w:br/>
+              <w:t xml:space="preserve"/>
+            </w:r>
+            <w:r>
+              <w:rPr>
+                <w:rFonts w:ascii="Arial" w:cs="Arial" w:eastAsia="Arial" w:hAnsi="Arial"/>
+                <w:sz w:val="20"/>
+                <w:szCs w:val="20"/>
+              </w:rPr>
+              <w:br/>
+              <w:t xml:space="preserve"/>
+            </w:r>
+            <w:r>
+              <w:rPr>
+                <w:rFonts w:ascii="Arial" w:cs="Arial" w:eastAsia="Arial" w:hAnsi="Arial"/>
+                <w:b w:val="false"/>
+                <w:bCs w:val="false"/>
+                <w:i/>
+                <w:iCs/>
+                <w:color w:val="444444"/>
+                <w:sz w:val="20"/>
+                <w:szCs w:val="20"/>
+              </w:rPr>
+              <w:t xml:space="preserve">Today's Goal: By the end of class you will be able to plan algorithms using pseudocode and recognize common design patterns.</w:t>
+            </w:r>
+            <w:r>
+              <w:rPr>
+                <w:rFonts w:ascii="Arial" w:cs="Arial" w:eastAsia="Arial" w:hAnsi="Arial"/>
+                <w:sz w:val="20"/>
+                <w:szCs w:val="20"/>
+              </w:rPr>
+              <w:br/>
+              <w:t xml:space="preserve"/>
+            </w:r>
+            <w:r>
+              <w:rPr>
+                <w:rFonts w:ascii="Arial" w:cs="Arial" w:eastAsia="Arial" w:hAnsi="Arial"/>
+                <w:b w:val="false"/>
+                <w:bCs w:val="false"/>
+                <w:i/>
+                <w:iCs/>
+                <w:color w:val="555555"/>
+                <w:sz w:val="20"/>
+                <w:szCs w:val="20"/>
+              </w:rPr>
+              <w:t xml:space="preserve">→ Pair-share your response, then 2–3 students share with the class.</w:t>
             </w:r>
           </w:p>
         </w:tc>
@@ -319,9 +515,9 @@
               <w:right w:val="single" w:color="CCCCCC" w:sz="1"/>
             </w:tcBorders>
             <w:tcMar>
-              <w:top w:type="dxa" w:w="60"/>
+              <w:top w:type="dxa" w:w="80"/>
               <w:left w:type="dxa" w:w="120"/>
-              <w:bottom w:type="dxa" w:w="60"/>
+              <w:bottom w:type="dxa" w:w="80"/>
               <w:right w:type="dxa" w:w="120"/>
             </w:tcMar>
           </w:tcPr>
@@ -348,20 +544,402 @@
               <w:right w:val="single" w:color="CCCCCC" w:sz="1"/>
             </w:tcBorders>
             <w:tcMar>
-              <w:top w:type="dxa" w:w="60"/>
+              <w:top w:type="dxa" w:w="80"/>
               <w:left w:type="dxa" w:w="120"/>
-              <w:bottom w:type="dxa" w:w="60"/>
+              <w:bottom w:type="dxa" w:w="80"/>
               <w:right w:type="dxa" w:w="120"/>
             </w:tcMar>
           </w:tcPr>
           <w:p>
-            <w:r>
-              <w:rPr>
-                <w:rFonts w:ascii="Arial" w:cs="Arial" w:eastAsia="Arial" w:hAnsi="Arial"/>
-                <w:sz w:val="20"/>
-                <w:szCs w:val="20"/>
-              </w:rPr>
-              <w:t xml:space="preserve">Mini Lesson: Algorithm Design Patterns and Pseudocode</w:t>
+            <w:pPr>
+              <w:spacing w:after="80" w:before="80"/>
+            </w:pPr>
+            <w:r>
+              <w:rPr>
+                <w:rFonts w:ascii="Arial" w:cs="Arial" w:eastAsia="Arial" w:hAnsi="Arial"/>
+                <w:b/>
+                <w:bCs/>
+                <w:i w:val="false"/>
+                <w:iCs w:val="false"/>
+                <w:color w:val="000000"/>
+                <w:sz w:val="22"/>
+                <w:szCs w:val="22"/>
+              </w:rPr>
+              <w:t xml:space="preserve">Mini Lesson: </w:t>
+            </w:r>
+            <w:r>
+              <w:rPr>
+                <w:rFonts w:ascii="Arial" w:cs="Arial" w:eastAsia="Arial" w:hAnsi="Arial"/>
+                <w:b w:val="false"/>
+                <w:bCs w:val="false"/>
+                <w:i w:val="false"/>
+                <w:iCs w:val="false"/>
+                <w:color w:val="000000"/>
+                <w:sz w:val="22"/>
+                <w:szCs w:val="22"/>
+              </w:rPr>
+              <w:t xml:space="preserve">Algorithm Design Patterns and Pseudocode</w:t>
+            </w:r>
+            <w:r>
+              <w:rPr>
+                <w:rFonts w:ascii="Arial" w:cs="Arial" w:eastAsia="Arial" w:hAnsi="Arial"/>
+                <w:sz w:val="20"/>
+                <w:szCs w:val="20"/>
+              </w:rPr>
+              <w:br/>
+              <w:t xml:space="preserve"/>
+            </w:r>
+            <w:r>
+              <w:rPr>
+                <w:rFonts w:ascii="Arial" w:cs="Arial" w:eastAsia="Arial" w:hAnsi="Arial"/>
+                <w:sz w:val="20"/>
+                <w:szCs w:val="20"/>
+              </w:rPr>
+              <w:br/>
+              <w:t xml:space="preserve"/>
+            </w:r>
+            <w:r>
+              <w:rPr>
+                <w:rFonts w:ascii="Arial" w:cs="Arial" w:eastAsia="Arial" w:hAnsi="Arial"/>
+                <w:b/>
+                <w:bCs/>
+                <w:i/>
+                <w:iCs/>
+                <w:color w:val="000000"/>
+                <w:sz w:val="20"/>
+                <w:szCs w:val="20"/>
+              </w:rPr>
+              <w:t xml:space="preserve">Learning Target: </w:t>
+            </w:r>
+            <w:r>
+              <w:rPr>
+                <w:rFonts w:ascii="Arial" w:cs="Arial" w:eastAsia="Arial" w:hAnsi="Arial"/>
+                <w:b w:val="false"/>
+                <w:bCs w:val="false"/>
+                <w:i/>
+                <w:iCs/>
+                <w:color w:val="333333"/>
+                <w:sz w:val="20"/>
+                <w:szCs w:val="20"/>
+              </w:rPr>
+              <w:t xml:space="preserve">I can plan algorithms using pseudocode and recognize common design patterns.</w:t>
+            </w:r>
+            <w:r>
+              <w:rPr>
+                <w:rFonts w:ascii="Arial" w:cs="Arial" w:eastAsia="Arial" w:hAnsi="Arial"/>
+                <w:sz w:val="20"/>
+                <w:szCs w:val="20"/>
+              </w:rPr>
+              <w:br/>
+              <w:t xml:space="preserve"/>
+            </w:r>
+            <w:r>
+              <w:rPr>
+                <w:rFonts w:ascii="Arial" w:cs="Arial" w:eastAsia="Arial" w:hAnsi="Arial"/>
+                <w:sz w:val="20"/>
+                <w:szCs w:val="20"/>
+              </w:rPr>
+              <w:br/>
+              <w:t xml:space="preserve"/>
+            </w:r>
+            <w:r>
+              <w:rPr>
+                <w:rFonts w:ascii="Arial" w:cs="Arial" w:eastAsia="Arial" w:hAnsi="Arial"/>
+                <w:b w:val="false"/>
+                <w:bCs w:val="false"/>
+                <w:i w:val="false"/>
+                <w:iCs w:val="false"/>
+                <w:color w:val="000000"/>
+                <w:sz w:val="20"/>
+                <w:szCs w:val="20"/>
+              </w:rPr>
+              <w:t xml:space="preserve">Pseudocode — High-level description of an algorithm using natural language mixed with code-like structure. Language-independent, helps plan before coding.</w:t>
+            </w:r>
+            <w:r>
+              <w:rPr>
+                <w:rFonts w:ascii="Arial" w:cs="Arial" w:eastAsia="Arial" w:hAnsi="Arial"/>
+                <w:sz w:val="20"/>
+                <w:szCs w:val="20"/>
+              </w:rPr>
+              <w:br/>
+              <w:t xml:space="preserve"/>
+            </w:r>
+            <w:r>
+              <w:rPr>
+                <w:rFonts w:ascii="Arial" w:cs="Arial" w:eastAsia="Arial" w:hAnsi="Arial"/>
+                <w:b w:val="false"/>
+                <w:bCs w:val="false"/>
+                <w:i w:val="false"/>
+                <w:iCs w:val="false"/>
+                <w:color w:val="000000"/>
+                <w:sz w:val="20"/>
+                <w:szCs w:val="20"/>
+              </w:rPr>
+              <w:t xml:space="preserve">1. Brute Force — Try all possible solutions</w:t>
+            </w:r>
+            <w:r>
+              <w:rPr>
+                <w:rFonts w:ascii="Arial" w:cs="Arial" w:eastAsia="Arial" w:hAnsi="Arial"/>
+                <w:sz w:val="20"/>
+                <w:szCs w:val="20"/>
+              </w:rPr>
+              <w:br/>
+              <w:t xml:space="preserve"/>
+            </w:r>
+            <w:r>
+              <w:rPr>
+                <w:rFonts w:ascii="Arial" w:cs="Arial" w:eastAsia="Arial" w:hAnsi="Arial"/>
+                <w:sz w:val="20"/>
+                <w:szCs w:val="20"/>
+              </w:rPr>
+              <w:br/>
+              <w:t xml:space="preserve"/>
+            </w:r>
+            <w:r>
+              <w:rPr>
+                <w:rFonts w:ascii="Arial" w:cs="Arial" w:eastAsia="Arial" w:hAnsi="Arial"/>
+                <w:b/>
+                <w:bCs/>
+                <w:i w:val="false"/>
+                <w:iCs w:val="false"/>
+                <w:color w:val="000000"/>
+                <w:sz w:val="20"/>
+                <w:szCs w:val="20"/>
+              </w:rPr>
+              <w:t xml:space="preserve">Key Concepts:</w:t>
+            </w:r>
+            <w:r>
+              <w:rPr>
+                <w:rFonts w:ascii="Arial" w:cs="Arial" w:eastAsia="Arial" w:hAnsi="Arial"/>
+                <w:sz w:val="20"/>
+                <w:szCs w:val="20"/>
+              </w:rPr>
+              <w:br/>
+              <w:t xml:space="preserve"/>
+            </w:r>
+            <w:r>
+              <w:rPr>
+                <w:rFonts w:ascii="Arial" w:cs="Arial" w:eastAsia="Arial" w:hAnsi="Arial"/>
+                <w:b w:val="false"/>
+                <w:bCs w:val="false"/>
+                <w:i w:val="false"/>
+                <w:iCs w:val="false"/>
+                <w:color w:val="000000"/>
+                <w:sz w:val="20"/>
+                <w:szCs w:val="20"/>
+              </w:rPr>
+              <w:t xml:space="preserve">    • Plan before coding</w:t>
+            </w:r>
+            <w:r>
+              <w:rPr>
+                <w:rFonts w:ascii="Arial" w:cs="Arial" w:eastAsia="Arial" w:hAnsi="Arial"/>
+                <w:sz w:val="20"/>
+                <w:szCs w:val="20"/>
+              </w:rPr>
+              <w:br/>
+              <w:t xml:space="preserve"/>
+            </w:r>
+            <w:r>
+              <w:rPr>
+                <w:rFonts w:ascii="Arial" w:cs="Arial" w:eastAsia="Arial" w:hAnsi="Arial"/>
+                <w:b w:val="false"/>
+                <w:bCs w:val="false"/>
+                <w:i w:val="false"/>
+                <w:iCs w:val="false"/>
+                <w:color w:val="000000"/>
+                <w:sz w:val="20"/>
+                <w:szCs w:val="20"/>
+              </w:rPr>
+              <w:t xml:space="preserve">    • Think about algorithm, not syntax</w:t>
+            </w:r>
+            <w:r>
+              <w:rPr>
+                <w:rFonts w:ascii="Arial" w:cs="Arial" w:eastAsia="Arial" w:hAnsi="Arial"/>
+                <w:sz w:val="20"/>
+                <w:szCs w:val="20"/>
+              </w:rPr>
+              <w:br/>
+              <w:t xml:space="preserve"/>
+            </w:r>
+            <w:r>
+              <w:rPr>
+                <w:rFonts w:ascii="Arial" w:cs="Arial" w:eastAsia="Arial" w:hAnsi="Arial"/>
+                <w:b w:val="false"/>
+                <w:bCs w:val="false"/>
+                <w:i w:val="false"/>
+                <w:iCs w:val="false"/>
+                <w:color w:val="000000"/>
+                <w:sz w:val="20"/>
+                <w:szCs w:val="20"/>
+              </w:rPr>
+              <w:t xml:space="preserve">    • Easier to refactor</w:t>
+            </w:r>
+            <w:r>
+              <w:rPr>
+                <w:rFonts w:ascii="Arial" w:cs="Arial" w:eastAsia="Arial" w:hAnsi="Arial"/>
+                <w:sz w:val="20"/>
+                <w:szCs w:val="20"/>
+              </w:rPr>
+              <w:br/>
+              <w:t xml:space="preserve"/>
+            </w:r>
+            <w:r>
+              <w:rPr>
+                <w:rFonts w:ascii="Arial" w:cs="Arial" w:eastAsia="Arial" w:hAnsi="Arial"/>
+                <w:b w:val="false"/>
+                <w:bCs w:val="false"/>
+                <w:i w:val="false"/>
+                <w:iCs w:val="false"/>
+                <w:color w:val="000000"/>
+                <w:sz w:val="20"/>
+                <w:szCs w:val="20"/>
+              </w:rPr>
+              <w:t xml:space="preserve">    • Communicate with team</w:t>
+            </w:r>
+            <w:r>
+              <w:rPr>
+                <w:rFonts w:ascii="Arial" w:cs="Arial" w:eastAsia="Arial" w:hAnsi="Arial"/>
+                <w:sz w:val="20"/>
+                <w:szCs w:val="20"/>
+              </w:rPr>
+              <w:br/>
+              <w:t xml:space="preserve"/>
+            </w:r>
+            <w:r>
+              <w:rPr>
+                <w:rFonts w:ascii="Arial" w:cs="Arial" w:eastAsia="Arial" w:hAnsi="Arial"/>
+                <w:b w:val="false"/>
+                <w:bCs w:val="false"/>
+                <w:i w:val="false"/>
+                <w:iCs w:val="false"/>
+                <w:color w:val="000000"/>
+                <w:sz w:val="20"/>
+                <w:szCs w:val="20"/>
+              </w:rPr>
+              <w:t xml:space="preserve">    • Language-independent</w:t>
+            </w:r>
+            <w:r>
+              <w:rPr>
+                <w:rFonts w:ascii="Arial" w:cs="Arial" w:eastAsia="Arial" w:hAnsi="Arial"/>
+                <w:sz w:val="20"/>
+                <w:szCs w:val="20"/>
+              </w:rPr>
+              <w:br/>
+              <w:t xml:space="preserve"/>
+            </w:r>
+            <w:r>
+              <w:rPr>
+                <w:rFonts w:ascii="Arial" w:cs="Arial" w:eastAsia="Arial" w:hAnsi="Arial"/>
+                <w:sz w:val="20"/>
+                <w:szCs w:val="20"/>
+              </w:rPr>
+              <w:br/>
+              <w:t xml:space="preserve"/>
+            </w:r>
+            <w:r>
+              <w:rPr>
+                <w:rFonts w:ascii="Arial" w:cs="Arial" w:eastAsia="Arial" w:hAnsi="Arial"/>
+                <w:b/>
+                <w:bCs/>
+                <w:i w:val="false"/>
+                <w:iCs w:val="false"/>
+                <w:color w:val="000000"/>
+                <w:sz w:val="20"/>
+                <w:szCs w:val="20"/>
+              </w:rPr>
+              <w:t xml:space="preserve">Vocabulary: </w:t>
+            </w:r>
+            <w:r>
+              <w:rPr>
+                <w:rFonts w:ascii="Arial" w:cs="Arial" w:eastAsia="Arial" w:hAnsi="Arial"/>
+                <w:b w:val="false"/>
+                <w:bCs w:val="false"/>
+                <w:i w:val="false"/>
+                <w:iCs w:val="false"/>
+                <w:color w:val="000000"/>
+                <w:sz w:val="20"/>
+                <w:szCs w:val="20"/>
+              </w:rPr>
+              <w:t xml:space="preserve">Pseudocode, Algorithm Design Patterns, Brute Force, Divide and Conquer, Greedy, Dynamic Programming</w:t>
+            </w:r>
+            <w:r>
+              <w:rPr>
+                <w:rFonts w:ascii="Arial" w:cs="Arial" w:eastAsia="Arial" w:hAnsi="Arial"/>
+                <w:sz w:val="20"/>
+                <w:szCs w:val="20"/>
+              </w:rPr>
+              <w:br/>
+              <w:t xml:space="preserve"/>
+            </w:r>
+            <w:r>
+              <w:rPr>
+                <w:rFonts w:ascii="Arial" w:cs="Arial" w:eastAsia="Arial" w:hAnsi="Arial"/>
+                <w:sz w:val="20"/>
+                <w:szCs w:val="20"/>
+              </w:rPr>
+              <w:br/>
+              <w:t xml:space="preserve"/>
+            </w:r>
+            <w:r>
+              <w:rPr>
+                <w:rFonts w:ascii="Arial" w:cs="Arial" w:eastAsia="Arial" w:hAnsi="Arial"/>
+                <w:b/>
+                <w:bCs/>
+                <w:i/>
+                <w:iCs/>
+                <w:color w:val="555555"/>
+                <w:sz w:val="20"/>
+                <w:szCs w:val="20"/>
+              </w:rPr>
+              <w:t xml:space="preserve">→ Live Demo — </w:t>
+            </w:r>
+            <w:r>
+              <w:rPr>
+                <w:rFonts w:ascii="Arial" w:cs="Arial" w:eastAsia="Arial" w:hAnsi="Arial"/>
+                <w:b w:val="false"/>
+                <w:bCs w:val="false"/>
+                <w:i/>
+                <w:iCs/>
+                <w:color w:val="555555"/>
+                <w:sz w:val="20"/>
+                <w:szCs w:val="20"/>
+              </w:rPr>
+              <w:t xml:space="preserve">type examples as students follow along in their own editor.</w:t>
+            </w:r>
+            <w:r>
+              <w:rPr>
+                <w:rFonts w:ascii="Arial" w:cs="Arial" w:eastAsia="Arial" w:hAnsi="Arial"/>
+                <w:sz w:val="20"/>
+                <w:szCs w:val="20"/>
+              </w:rPr>
+              <w:br/>
+              <w:t xml:space="preserve"/>
+            </w:r>
+            <w:r>
+              <w:rPr>
+                <w:rFonts w:ascii="Arial" w:cs="Arial" w:eastAsia="Arial" w:hAnsi="Arial"/>
+                <w:b/>
+                <w:bCs/>
+                <w:i/>
+                <w:iCs/>
+                <w:color w:val="555555"/>
+                <w:sz w:val="20"/>
+                <w:szCs w:val="20"/>
+              </w:rPr>
+              <w:t xml:space="preserve">→ Check for Understanding: </w:t>
+            </w:r>
+            <w:r>
+              <w:rPr>
+                <w:rFonts w:ascii="Arial" w:cs="Arial" w:eastAsia="Arial" w:hAnsi="Arial"/>
+                <w:b w:val="false"/>
+                <w:bCs w:val="false"/>
+                <w:i/>
+                <w:iCs/>
+                <w:color w:val="555555"/>
+                <w:sz w:val="20"/>
+                <w:szCs w:val="20"/>
+              </w:rPr>
+              <w:t xml:space="preserve">pause and cold-call: “Can someone explain what we just did in their own words?”</w:t>
             </w:r>
           </w:p>
         </w:tc>
@@ -377,9 +955,9 @@
               <w:right w:val="single" w:color="CCCCCC" w:sz="1"/>
             </w:tcBorders>
             <w:tcMar>
-              <w:top w:type="dxa" w:w="60"/>
+              <w:top w:type="dxa" w:w="80"/>
               <w:left w:type="dxa" w:w="120"/>
-              <w:bottom w:type="dxa" w:w="60"/>
+              <w:bottom w:type="dxa" w:w="80"/>
               <w:right w:type="dxa" w:w="120"/>
             </w:tcMar>
           </w:tcPr>
@@ -406,20 +984,90 @@
               <w:right w:val="single" w:color="CCCCCC" w:sz="1"/>
             </w:tcBorders>
             <w:tcMar>
-              <w:top w:type="dxa" w:w="60"/>
+              <w:top w:type="dxa" w:w="80"/>
               <w:left w:type="dxa" w:w="120"/>
-              <w:bottom w:type="dxa" w:w="60"/>
+              <w:bottom w:type="dxa" w:w="80"/>
               <w:right w:type="dxa" w:w="120"/>
             </w:tcMar>
           </w:tcPr>
           <w:p>
-            <w:r>
-              <w:rPr>
-                <w:rFonts w:ascii="Arial" w:cs="Arial" w:eastAsia="Arial" w:hAnsi="Arial"/>
-                <w:sz w:val="20"/>
-                <w:szCs w:val="20"/>
+            <w:pPr>
+              <w:spacing w:after="80" w:before="80"/>
+            </w:pPr>
+            <w:r>
+              <w:rPr>
+                <w:rFonts w:ascii="Arial" w:cs="Arial" w:eastAsia="Arial" w:hAnsi="Arial"/>
+                <w:b/>
+                <w:bCs/>
+                <w:i w:val="false"/>
+                <w:iCs w:val="false"/>
+                <w:color w:val="000000"/>
+                <w:sz w:val="22"/>
+                <w:szCs w:val="22"/>
               </w:rPr>
               <w:t xml:space="preserve">Guided Practice</w:t>
+            </w:r>
+            <w:r>
+              <w:rPr>
+                <w:rFonts w:ascii="Arial" w:cs="Arial" w:eastAsia="Arial" w:hAnsi="Arial"/>
+                <w:sz w:val="20"/>
+                <w:szCs w:val="20"/>
+              </w:rPr>
+              <w:br/>
+              <w:t xml:space="preserve"/>
+            </w:r>
+            <w:r>
+              <w:rPr>
+                <w:rFonts w:ascii="Arial" w:cs="Arial" w:eastAsia="Arial" w:hAnsi="Arial"/>
+                <w:sz w:val="20"/>
+                <w:szCs w:val="20"/>
+              </w:rPr>
+              <w:br/>
+              <w:t xml:space="preserve"/>
+            </w:r>
+            <w:r>
+              <w:rPr>
+                <w:rFonts w:ascii="Arial" w:cs="Arial" w:eastAsia="Arial" w:hAnsi="Arial"/>
+                <w:b w:val="false"/>
+                <w:bCs w:val="false"/>
+                <w:i w:val="false"/>
+                <w:iCs w:val="false"/>
+                <w:color w:val="000000"/>
+                <w:sz w:val="20"/>
+                <w:szCs w:val="20"/>
+              </w:rPr>
+              <w:t xml:space="preserve">Step 1: Write pseudocode for finding the maximum element in a list.</w:t>
+            </w:r>
+            <w:r>
+              <w:rPr>
+                <w:rFonts w:ascii="Arial" w:cs="Arial" w:eastAsia="Arial" w:hAnsi="Arial"/>
+                <w:sz w:val="20"/>
+                <w:szCs w:val="20"/>
+              </w:rPr>
+              <w:br/>
+              <w:t xml:space="preserve"/>
+            </w:r>
+            <w:r>
+              <w:rPr>
+                <w:rFonts w:ascii="Arial" w:cs="Arial" w:eastAsia="Arial" w:hAnsi="Arial"/>
+                <w:sz w:val="20"/>
+                <w:szCs w:val="20"/>
+              </w:rPr>
+              <w:br/>
+              <w:t xml:space="preserve"/>
+            </w:r>
+            <w:r>
+              <w:rPr>
+                <w:rFonts w:ascii="Arial" w:cs="Arial" w:eastAsia="Arial" w:hAnsi="Arial"/>
+                <w:b w:val="false"/>
+                <w:bCs w:val="false"/>
+                <w:i/>
+                <w:iCs/>
+                <w:color w:val="555555"/>
+                <w:sz w:val="20"/>
+                <w:szCs w:val="20"/>
+              </w:rPr>
+              <w:t xml:space="preserve">→ Teacher models — students try alongside, then compare results.</w:t>
             </w:r>
           </w:p>
         </w:tc>
@@ -435,9 +1083,9 @@
               <w:right w:val="single" w:color="CCCCCC" w:sz="1"/>
             </w:tcBorders>
             <w:tcMar>
-              <w:top w:type="dxa" w:w="60"/>
+              <w:top w:type="dxa" w:w="80"/>
               <w:left w:type="dxa" w:w="120"/>
-              <w:bottom w:type="dxa" w:w="60"/>
+              <w:bottom w:type="dxa" w:w="80"/>
               <w:right w:type="dxa" w:w="120"/>
             </w:tcMar>
           </w:tcPr>
@@ -450,7 +1098,7 @@
                 <w:sz w:val="20"/>
                 <w:szCs w:val="20"/>
               </w:rPr>
-              <w:t xml:space="preserve">15-20 min</w:t>
+              <w:t xml:space="preserve">15–20 min</w:t>
             </w:r>
           </w:p>
         </w:tc>
@@ -464,20 +1112,81 @@
               <w:right w:val="single" w:color="CCCCCC" w:sz="1"/>
             </w:tcBorders>
             <w:tcMar>
-              <w:top w:type="dxa" w:w="60"/>
+              <w:top w:type="dxa" w:w="80"/>
               <w:left w:type="dxa" w:w="120"/>
-              <w:bottom w:type="dxa" w:w="60"/>
+              <w:bottom w:type="dxa" w:w="80"/>
               <w:right w:type="dxa" w:w="120"/>
             </w:tcMar>
           </w:tcPr>
           <w:p>
-            <w:r>
-              <w:rPr>
-                <w:rFonts w:ascii="Arial" w:cs="Arial" w:eastAsia="Arial" w:hAnsi="Arial"/>
-                <w:sz w:val="20"/>
-                <w:szCs w:val="20"/>
+            <w:pPr>
+              <w:spacing w:after="80" w:before="80"/>
+            </w:pPr>
+            <w:r>
+              <w:rPr>
+                <w:rFonts w:ascii="Arial" w:cs="Arial" w:eastAsia="Arial" w:hAnsi="Arial"/>
+                <w:b/>
+                <w:bCs/>
+                <w:i w:val="false"/>
+                <w:iCs w:val="false"/>
+                <w:color w:val="000000"/>
+                <w:sz w:val="22"/>
+                <w:szCs w:val="22"/>
               </w:rPr>
               <w:t xml:space="preserve">Independent Practice / Code Along</w:t>
+            </w:r>
+            <w:r>
+              <w:rPr>
+                <w:rFonts w:ascii="Arial" w:cs="Arial" w:eastAsia="Arial" w:hAnsi="Arial"/>
+                <w:sz w:val="20"/>
+                <w:szCs w:val="20"/>
+              </w:rPr>
+              <w:br/>
+              <w:t xml:space="preserve"/>
+            </w:r>
+            <w:r>
+              <w:rPr>
+                <w:rFonts w:ascii="Arial" w:cs="Arial" w:eastAsia="Arial" w:hAnsi="Arial"/>
+                <w:b w:val="false"/>
+                <w:bCs w:val="false"/>
+                <w:i w:val="false"/>
+                <w:iCs w:val="false"/>
+                <w:color w:val="000000"/>
+                <w:sz w:val="20"/>
+                <w:szCs w:val="20"/>
+              </w:rPr>
+              <w:t xml:space="preserve">    Work through problems from the day's exercise set.</w:t>
+            </w:r>
+            <w:r>
+              <w:rPr>
+                <w:rFonts w:ascii="Arial" w:cs="Arial" w:eastAsia="Arial" w:hAnsi="Arial"/>
+                <w:sz w:val="20"/>
+                <w:szCs w:val="20"/>
+              </w:rPr>
+              <w:br/>
+              <w:t xml:space="preserve"/>
+            </w:r>
+            <w:r>
+              <w:rPr>
+                <w:rFonts w:ascii="Arial" w:cs="Arial" w:eastAsia="Arial" w:hAnsi="Arial"/>
+                <w:sz w:val="20"/>
+                <w:szCs w:val="20"/>
+              </w:rPr>
+              <w:br/>
+              <w:t xml:space="preserve"/>
+            </w:r>
+            <w:r>
+              <w:rPr>
+                <w:rFonts w:ascii="Arial" w:cs="Arial" w:eastAsia="Arial" w:hAnsi="Arial"/>
+                <w:b w:val="false"/>
+                <w:bCs w:val="false"/>
+                <w:i/>
+                <w:iCs/>
+                <w:color w:val="555555"/>
+                <w:sz w:val="20"/>
+                <w:szCs w:val="20"/>
+              </w:rPr>
+              <w:t xml:space="preserve">→ Teacher circulates — offer hints, check for understanding.</w:t>
             </w:r>
           </w:p>
         </w:tc>
@@ -493,9 +1202,9 @@
               <w:right w:val="single" w:color="CCCCCC" w:sz="1"/>
             </w:tcBorders>
             <w:tcMar>
-              <w:top w:type="dxa" w:w="60"/>
+              <w:top w:type="dxa" w:w="80"/>
               <w:left w:type="dxa" w:w="120"/>
-              <w:bottom w:type="dxa" w:w="60"/>
+              <w:bottom w:type="dxa" w:w="80"/>
               <w:right w:type="dxa" w:w="120"/>
             </w:tcMar>
           </w:tcPr>
@@ -522,20 +1231,90 @@
               <w:right w:val="single" w:color="CCCCCC" w:sz="1"/>
             </w:tcBorders>
             <w:tcMar>
-              <w:top w:type="dxa" w:w="60"/>
+              <w:top w:type="dxa" w:w="80"/>
               <w:left w:type="dxa" w:w="120"/>
-              <w:bottom w:type="dxa" w:w="60"/>
+              <w:bottom w:type="dxa" w:w="80"/>
               <w:right w:type="dxa" w:w="120"/>
             </w:tcMar>
           </w:tcPr>
           <w:p>
-            <w:r>
-              <w:rPr>
-                <w:rFonts w:ascii="Arial" w:cs="Arial" w:eastAsia="Arial" w:hAnsi="Arial"/>
-                <w:sz w:val="20"/>
-                <w:szCs w:val="20"/>
+            <w:pPr>
+              <w:spacing w:after="80" w:before="80"/>
+            </w:pPr>
+            <w:r>
+              <w:rPr>
+                <w:rFonts w:ascii="Arial" w:cs="Arial" w:eastAsia="Arial" w:hAnsi="Arial"/>
+                <w:b/>
+                <w:bCs/>
+                <w:i w:val="false"/>
+                <w:iCs w:val="false"/>
+                <w:color w:val="000000"/>
+                <w:sz w:val="22"/>
+                <w:szCs w:val="22"/>
               </w:rPr>
               <w:t xml:space="preserve">Exit Ticket / Wrap-Up</w:t>
+            </w:r>
+            <w:r>
+              <w:rPr>
+                <w:rFonts w:ascii="Arial" w:cs="Arial" w:eastAsia="Arial" w:hAnsi="Arial"/>
+                <w:sz w:val="20"/>
+                <w:szCs w:val="20"/>
+              </w:rPr>
+              <w:br/>
+              <w:t xml:space="preserve"/>
+            </w:r>
+            <w:r>
+              <w:rPr>
+                <w:rFonts w:ascii="Arial" w:cs="Arial" w:eastAsia="Arial" w:hAnsi="Arial"/>
+                <w:sz w:val="20"/>
+                <w:szCs w:val="20"/>
+              </w:rPr>
+              <w:br/>
+              <w:t xml:space="preserve"/>
+            </w:r>
+            <w:r>
+              <w:rPr>
+                <w:rFonts w:ascii="Arial" w:cs="Arial" w:eastAsia="Arial" w:hAnsi="Arial"/>
+                <w:b w:val="false"/>
+                <w:bCs w:val="false"/>
+                <w:i w:val="false"/>
+                <w:iCs w:val="false"/>
+                <w:color w:val="000000"/>
+                <w:sz w:val="20"/>
+                <w:szCs w:val="20"/>
+              </w:rPr>
+              <w:t xml:space="preserve">Quick Check: Plan algorithms using pseudocode and recognize common design patterns?</w:t>
+            </w:r>
+            <w:r>
+              <w:rPr>
+                <w:rFonts w:ascii="Arial" w:cs="Arial" w:eastAsia="Arial" w:hAnsi="Arial"/>
+                <w:sz w:val="20"/>
+                <w:szCs w:val="20"/>
+              </w:rPr>
+              <w:br/>
+              <w:t xml:space="preserve"/>
+            </w:r>
+            <w:r>
+              <w:rPr>
+                <w:rFonts w:ascii="Arial" w:cs="Arial" w:eastAsia="Arial" w:hAnsi="Arial"/>
+                <w:sz w:val="20"/>
+                <w:szCs w:val="20"/>
+              </w:rPr>
+              <w:br/>
+              <w:t xml:space="preserve"/>
+            </w:r>
+            <w:r>
+              <w:rPr>
+                <w:rFonts w:ascii="Arial" w:cs="Arial" w:eastAsia="Arial" w:hAnsi="Arial"/>
+                <w:b w:val="false"/>
+                <w:bCs w:val="false"/>
+                <w:i/>
+                <w:iCs/>
+                <w:color w:val="555555"/>
+                <w:sz w:val="20"/>
+                <w:szCs w:val="20"/>
+              </w:rPr>
+              <w:t xml:space="preserve">→ 3–2–1: Name 3 things learned, 2 new vocab words, 1 question you still have.</w:t>
             </w:r>
           </w:p>
         </w:tc>
@@ -846,19 +1625,6 @@
                 <w:sz w:val="18"/>
                 <w:szCs w:val="18"/>
               </w:rPr>
-              <w:t xml:space="preserve"># Example 1: Pseudocode for binary search</w:t>
-            </w:r>
-          </w:p>
-          <w:p>
-            <w:pPr>
-              <w:spacing w:after="20"/>
-            </w:pPr>
-            <w:r>
-              <w:rPr>
-                <w:rFonts w:ascii="Courier New" w:cs="Courier New" w:eastAsia="Courier New" w:hAnsi="Courier New"/>
-                <w:sz w:val="18"/>
-                <w:szCs w:val="18"/>
-              </w:rPr>
               <w:t xml:space="preserve">"""</w:t>
             </w:r>
           </w:p>
@@ -1119,7 +1885,7 @@
                 <w:sz w:val="18"/>
                 <w:szCs w:val="18"/>
               </w:rPr>
-              <w:t xml:space="preserve"># Python implementation</w:t>
+              <w:t xml:space="preserve"> </w:t>
             </w:r>
           </w:p>
           <w:p>
@@ -1288,7 +2054,7 @@
                 <w:sz w:val="18"/>
                 <w:szCs w:val="18"/>
               </w:rPr>
-              <w:t xml:space="preserve"># Example 2: Pseudocode for merge sort</w:t>
+              <w:t xml:space="preserve"> </w:t>
             </w:r>
           </w:p>
           <w:p>
@@ -1665,7 +2431,7 @@
                 <w:sz w:val="18"/>
                 <w:szCs w:val="18"/>
               </w:rPr>
-              <w:t xml:space="preserve"># Example 3: Brute force - finding duplicates</w:t>
+              <w:t xml:space="preserve"> </w:t>
             </w:r>
           </w:p>
           <w:p>
@@ -1912,7 +2678,7 @@
                 <w:sz w:val="18"/>
                 <w:szCs w:val="18"/>
               </w:rPr>
-              <w:t xml:space="preserve"># Example 4: Greedy - coin change problem</w:t>
+              <w:t xml:space="preserve"> </w:t>
             </w:r>
           </w:p>
           <w:p>
@@ -2276,7 +3042,7 @@
                 <w:sz w:val="18"/>
                 <w:szCs w:val="18"/>
               </w:rPr>
-              <w:t xml:space="preserve"># Example 5: Dynamic Programming - climbing stairs</w:t>
+              <w:t xml:space="preserve"> </w:t>
             </w:r>
           </w:p>
           <w:p>
@@ -2705,7 +3471,7 @@
                 <w:sz w:val="18"/>
                 <w:szCs w:val="18"/>
               </w:rPr>
-              <w:t xml:space="preserve"># Example 6: Backtracking - N-Queens (simplified pseudocode)</w:t>
+              <w:t xml:space="preserve"> </w:t>
             </w:r>
           </w:p>
           <w:p>
@@ -3004,7 +3770,7 @@
                 <w:sz w:val="18"/>
                 <w:szCs w:val="18"/>
               </w:rPr>
-              <w:t xml:space="preserve"># Example 7: Two-pointer technique (pattern)</w:t>
+              <w:t xml:space="preserve"> </w:t>
             </w:r>
           </w:p>
           <w:p>
@@ -3433,7 +4199,7 @@
                 <w:sz w:val="18"/>
                 <w:szCs w:val="18"/>
               </w:rPr>
-              <w:t xml:space="preserve"># Example 8: Sliding window (pattern)</w:t>
+              <w:t xml:space="preserve"> </w:t>
             </w:r>
           </w:p>
           <w:p>
@@ -3849,7 +4615,7 @@
                 <w:sz w:val="18"/>
                 <w:szCs w:val="18"/>
               </w:rPr>
-              <w:t xml:space="preserve"># Example 9: Algorithm selection guide</w:t>
+              <w:t xml:space="preserve"> </w:t>
             </w:r>
           </w:p>
           <w:p>
@@ -4018,7 +4784,7 @@
                 <w:sz w:val="18"/>
                 <w:szCs w:val="18"/>
               </w:rPr>
-              <w:t xml:space="preserve"># Example 10: Template for writing clear algorithms</w:t>
+              <w:t xml:space="preserve"> </w:t>
             </w:r>
           </w:p>
           <w:p>
@@ -4572,19 +5338,6 @@
                 <w:sz w:val="18"/>
                 <w:szCs w:val="18"/>
               </w:rPr>
-              <w:t xml:space="preserve"># Beginner pseudocode</w:t>
-            </w:r>
-          </w:p>
-          <w:p>
-            <w:pPr>
-              <w:spacing w:after="20"/>
-            </w:pPr>
-            <w:r>
-              <w:rPr>
-                <w:rFonts w:ascii="Courier New" w:cs="Courier New" w:eastAsia="Courier New" w:hAnsi="Courier New"/>
-                <w:sz w:val="18"/>
-                <w:szCs w:val="18"/>
-              </w:rPr>
               <w:t xml:space="preserve">"""</w:t>
             </w:r>
           </w:p>
@@ -4689,7 +5442,7 @@
                 <w:sz w:val="18"/>
                 <w:szCs w:val="18"/>
               </w:rPr>
-              <w:t xml:space="preserve"># Implementation</w:t>
+              <w:t xml:space="preserve"> </w:t>
             </w:r>
           </w:p>
           <w:p>
@@ -4780,7 +5533,7 @@
                 <w:sz w:val="18"/>
                 <w:szCs w:val="18"/>
               </w:rPr>
-              <w:t xml:space="preserve"># Intermediate: Sliding window max</w:t>
+              <w:t xml:space="preserve"> </w:t>
             </w:r>
           </w:p>
           <w:p>

--- a/Coding 2 - year/Unit 3 - Advanced Functions & Algorithms/Daily Lesson Plans/Word/Day 22.docx
+++ b/Coding 2 - year/Unit 3 - Advanced Functions & Algorithms/Daily Lesson Plans/Word/Day 22.docx
@@ -380,7 +380,7 @@
                 <w:sz w:val="20"/>
                 <w:szCs w:val="20"/>
               </w:rPr>
-              <w:t xml:space="preserve">    In your own words: Plan algorithms using pseudocode and recognize common design patterns?</w:t>
+              <w:t xml:space="preserve">    Before designing anything, what questions would you need to answer first in order to plan algorithms using pseudocode and recognize common design patterns?</w:t>
             </w:r>
             <w:r>
               <w:rPr>
@@ -477,7 +477,7 @@
                 <w:sz w:val="20"/>
                 <w:szCs w:val="20"/>
               </w:rPr>
-              <w:t xml:space="preserve">Today's Goal: By the end of class you will be able to plan algorithms using pseudocode and recognize common design patterns.</w:t>
+              <w:t xml:space="preserve">Today’s Goal: By the end of class you will be able to plan algorithms using pseudocode and recognize common design patterns.</w:t>
             </w:r>
             <w:r>
               <w:rPr>
@@ -1283,7 +1283,7 @@
                 <w:sz w:val="20"/>
                 <w:szCs w:val="20"/>
               </w:rPr>
-              <w:t xml:space="preserve">Quick Check: Plan algorithms using pseudocode and recognize common design patterns?</w:t>
+              <w:t xml:space="preserve">What are the 2-3 most important steps when you plan algorithms using pseudocode and recognize common design patterns? What could go wrong if you skip one?</w:t>
             </w:r>
             <w:r>
               <w:rPr>

--- a/Coding 2 - year/Unit 3 - Advanced Functions & Algorithms/Daily Lesson Plans/Word/Day 22.docx
+++ b/Coding 2 - year/Unit 3 - Advanced Functions & Algorithms/Daily Lesson Plans/Word/Day 22.docx
@@ -728,7 +728,7 @@
                 <w:sz w:val="20"/>
                 <w:szCs w:val="20"/>
               </w:rPr>
-              <w:t xml:space="preserve">    • Plan before coding</w:t>
+              <w:t xml:space="preserve">    • Brute Force — Try all possible solutions</w:t>
             </w:r>
             <w:r>
               <w:rPr>
@@ -750,7 +750,7 @@
                 <w:sz w:val="20"/>
                 <w:szCs w:val="20"/>
               </w:rPr>
-              <w:t xml:space="preserve">    • Think about algorithm, not syntax</w:t>
+              <w:t xml:space="preserve">    • Divide and Conquer — Break into smaller subproblems (merge sort, binary search)</w:t>
             </w:r>
             <w:r>
               <w:rPr>
@@ -772,7 +772,7 @@
                 <w:sz w:val="20"/>
                 <w:szCs w:val="20"/>
               </w:rPr>
-              <w:t xml:space="preserve">    • Easier to refactor</w:t>
+              <w:t xml:space="preserve">    • Greedy — Make locally optimal choices (coin change, activity selection)</w:t>
             </w:r>
             <w:r>
               <w:rPr>
@@ -794,7 +794,7 @@
                 <w:sz w:val="20"/>
                 <w:szCs w:val="20"/>
               </w:rPr>
-              <w:t xml:space="preserve">    • Communicate with team</w:t>
+              <w:t xml:space="preserve">    • Dynamic Programming — Build solution from subproblems (Fibonacci with memoization)</w:t>
             </w:r>
             <w:r>
               <w:rPr>
@@ -816,7 +816,73 @@
                 <w:sz w:val="20"/>
                 <w:szCs w:val="20"/>
               </w:rPr>
-              <w:t xml:space="preserve">    • Language-independent</w:t>
+              <w:t xml:space="preserve">    • Backtracking — Explore solutions, undo if invalid (N-Queens, sudoku)</w:t>
+            </w:r>
+            <w:r>
+              <w:rPr>
+                <w:rFonts w:ascii="Arial" w:cs="Arial" w:eastAsia="Arial" w:hAnsi="Arial"/>
+                <w:sz w:val="20"/>
+                <w:szCs w:val="20"/>
+              </w:rPr>
+              <w:br/>
+              <w:t xml:space="preserve"/>
+            </w:r>
+            <w:r>
+              <w:rPr>
+                <w:rFonts w:ascii="Arial" w:cs="Arial" w:eastAsia="Arial" w:hAnsi="Arial"/>
+                <w:b w:val="false"/>
+                <w:bCs w:val="false"/>
+                <w:i w:val="false"/>
+                <w:iCs w:val="false"/>
+                <w:color w:val="000000"/>
+                <w:sz w:val="20"/>
+                <w:szCs w:val="20"/>
+              </w:rPr>
+              <w:t xml:space="preserve">    • Plan before coding</w:t>
+            </w:r>
+            <w:r>
+              <w:rPr>
+                <w:rFonts w:ascii="Arial" w:cs="Arial" w:eastAsia="Arial" w:hAnsi="Arial"/>
+                <w:sz w:val="20"/>
+                <w:szCs w:val="20"/>
+              </w:rPr>
+              <w:br/>
+              <w:t xml:space="preserve"/>
+            </w:r>
+            <w:r>
+              <w:rPr>
+                <w:rFonts w:ascii="Arial" w:cs="Arial" w:eastAsia="Arial" w:hAnsi="Arial"/>
+                <w:b w:val="false"/>
+                <w:bCs w:val="false"/>
+                <w:i w:val="false"/>
+                <w:iCs w:val="false"/>
+                <w:color w:val="000000"/>
+                <w:sz w:val="20"/>
+                <w:szCs w:val="20"/>
+              </w:rPr>
+              <w:t xml:space="preserve">    • Think about algorithm, not syntax</w:t>
+            </w:r>
+            <w:r>
+              <w:rPr>
+                <w:rFonts w:ascii="Arial" w:cs="Arial" w:eastAsia="Arial" w:hAnsi="Arial"/>
+                <w:sz w:val="20"/>
+                <w:szCs w:val="20"/>
+              </w:rPr>
+              <w:br/>
+              <w:t xml:space="preserve"/>
+            </w:r>
+            <w:r>
+              <w:rPr>
+                <w:rFonts w:ascii="Arial" w:cs="Arial" w:eastAsia="Arial" w:hAnsi="Arial"/>
+                <w:b w:val="false"/>
+                <w:bCs w:val="false"/>
+                <w:i w:val="false"/>
+                <w:iCs w:val="false"/>
+                <w:color w:val="000000"/>
+                <w:sz w:val="20"/>
+                <w:szCs w:val="20"/>
+              </w:rPr>
+              <w:t xml:space="preserve">    • Easier to refactor</w:t>
             </w:r>
             <w:r>
               <w:rPr>
@@ -1147,6 +1213,19 @@
             <w:r>
               <w:rPr>
                 <w:rFonts w:ascii="Arial" w:cs="Arial" w:eastAsia="Arial" w:hAnsi="Arial"/>
+                <w:b/>
+                <w:bCs/>
+                <w:i w:val="false"/>
+                <w:iCs w:val="false"/>
+                <w:color w:val="000000"/>
+                <w:sz w:val="20"/>
+                <w:szCs w:val="20"/>
+              </w:rPr>
+              <w:t xml:space="preserve">    Beginner: </w:t>
+            </w:r>
+            <w:r>
+              <w:rPr>
+                <w:rFonts w:ascii="Arial" w:cs="Arial" w:eastAsia="Arial" w:hAnsi="Arial"/>
                 <w:b w:val="false"/>
                 <w:bCs w:val="false"/>
                 <w:i w:val="false"/>
@@ -1155,7 +1234,77 @@
                 <w:sz w:val="20"/>
                 <w:szCs w:val="20"/>
               </w:rPr>
-              <w:t xml:space="preserve">    Work through problems from the day's exercise set.</w:t>
+              <w:t xml:space="preserve">Write pseudocode for summing an array.</w:t>
+            </w:r>
+            <w:r>
+              <w:rPr>
+                <w:rFonts w:ascii="Arial" w:cs="Arial" w:eastAsia="Arial" w:hAnsi="Arial"/>
+                <w:sz w:val="20"/>
+                <w:szCs w:val="20"/>
+              </w:rPr>
+              <w:br/>
+              <w:t xml:space="preserve"/>
+            </w:r>
+            <w:r>
+              <w:rPr>
+                <w:rFonts w:ascii="Arial" w:cs="Arial" w:eastAsia="Arial" w:hAnsi="Arial"/>
+                <w:b/>
+                <w:bCs/>
+                <w:i w:val="false"/>
+                <w:iCs w:val="false"/>
+                <w:color w:val="000000"/>
+                <w:sz w:val="20"/>
+                <w:szCs w:val="20"/>
+              </w:rPr>
+              <w:t xml:space="preserve">    Intermediate: </w:t>
+            </w:r>
+            <w:r>
+              <w:rPr>
+                <w:rFonts w:ascii="Arial" w:cs="Arial" w:eastAsia="Arial" w:hAnsi="Arial"/>
+                <w:b w:val="false"/>
+                <w:bCs w:val="false"/>
+                <w:i w:val="false"/>
+                <w:iCs w:val="false"/>
+                <w:color w:val="000000"/>
+                <w:sz w:val="20"/>
+                <w:szCs w:val="20"/>
+              </w:rPr>
+              <w:t xml:space="preserve">Write pseudocode for the two-pointer or sliding window technique.</w:t>
+            </w:r>
+            <w:r>
+              <w:rPr>
+                <w:rFonts w:ascii="Arial" w:cs="Arial" w:eastAsia="Arial" w:hAnsi="Arial"/>
+                <w:sz w:val="20"/>
+                <w:szCs w:val="20"/>
+              </w:rPr>
+              <w:br/>
+              <w:t xml:space="preserve"/>
+            </w:r>
+            <w:r>
+              <w:rPr>
+                <w:rFonts w:ascii="Arial" w:cs="Arial" w:eastAsia="Arial" w:hAnsi="Arial"/>
+                <w:b/>
+                <w:bCs/>
+                <w:i w:val="false"/>
+                <w:iCs w:val="false"/>
+                <w:color w:val="000000"/>
+                <w:sz w:val="20"/>
+                <w:szCs w:val="20"/>
+              </w:rPr>
+              <w:t xml:space="preserve">    Challenge: </w:t>
+            </w:r>
+            <w:r>
+              <w:rPr>
+                <w:rFonts w:ascii="Arial" w:cs="Arial" w:eastAsia="Arial" w:hAnsi="Arial"/>
+                <w:b w:val="false"/>
+                <w:bCs w:val="false"/>
+                <w:i w:val="false"/>
+                <w:iCs w:val="false"/>
+                <w:color w:val="000000"/>
+                <w:sz w:val="20"/>
+                <w:szCs w:val="20"/>
+              </w:rPr>
+              <w:t xml:space="preserve">Choose a complex problem and write both pseudocode and implementation, clearly identifying the design pattern.</w:t>
             </w:r>
             <w:r>
               <w:rPr>
@@ -5723,6 +5872,94 @@
       <w:pPr>
         <w:spacing w:after="160"/>
       </w:pPr>
+    </w:p>
+    <w:p>
+      <w:pPr>
+        <w:pBdr>
+          <w:bottom w:val="single" w:color="1B7A4A" w:sz="4" w:space="4"/>
+        </w:pBdr>
+        <w:spacing w:after="100" w:before="120"/>
+      </w:pPr>
+      <w:r>
+        <w:rPr>
+          <w:rFonts w:ascii="Arial" w:cs="Arial" w:eastAsia="Arial" w:hAnsi="Arial"/>
+          <w:b/>
+          <w:bCs/>
+          <w:color w:val="1B7A4A"/>
+          <w:sz w:val="24"/>
+          <w:szCs w:val="24"/>
+        </w:rPr>
+        <w:t xml:space="preserve">Practice Problems</w:t>
+      </w:r>
+    </w:p>
+    <w:p>
+      <w:pPr>
+        <w:spacing w:after="80"/>
+      </w:pPr>
+      <w:r>
+        <w:rPr>
+          <w:rFonts w:ascii="Arial" w:cs="Arial" w:eastAsia="Arial" w:hAnsi="Arial"/>
+          <w:b/>
+          <w:bCs/>
+          <w:sz w:val="20"/>
+          <w:szCs w:val="20"/>
+        </w:rPr>
+        <w:t xml:space="preserve">Problem 1: </w:t>
+      </w:r>
+      <w:r>
+        <w:rPr>
+          <w:rFonts w:ascii="Arial" w:cs="Arial" w:eastAsia="Arial" w:hAnsi="Arial"/>
+          <w:sz w:val="20"/>
+          <w:szCs w:val="20"/>
+        </w:rPr>
+        <w:t xml:space="preserve">Beginner:  Write pseudocode for summing an array.</w:t>
+      </w:r>
+    </w:p>
+    <w:p>
+      <w:pPr>
+        <w:spacing w:after="80"/>
+      </w:pPr>
+      <w:r>
+        <w:rPr>
+          <w:rFonts w:ascii="Arial" w:cs="Arial" w:eastAsia="Arial" w:hAnsi="Arial"/>
+          <w:b/>
+          <w:bCs/>
+          <w:sz w:val="20"/>
+          <w:szCs w:val="20"/>
+        </w:rPr>
+        <w:t xml:space="preserve">Problem 2: </w:t>
+      </w:r>
+      <w:r>
+        <w:rPr>
+          <w:rFonts w:ascii="Arial" w:cs="Arial" w:eastAsia="Arial" w:hAnsi="Arial"/>
+          <w:sz w:val="20"/>
+          <w:szCs w:val="20"/>
+        </w:rPr>
+        <w:t xml:space="preserve">Intermediate:  Write pseudocode for the two-pointer or sliding window technique.</w:t>
+      </w:r>
+    </w:p>
+    <w:p>
+      <w:pPr>
+        <w:spacing w:after="80"/>
+      </w:pPr>
+      <w:r>
+        <w:rPr>
+          <w:rFonts w:ascii="Arial" w:cs="Arial" w:eastAsia="Arial" w:hAnsi="Arial"/>
+          <w:b/>
+          <w:bCs/>
+          <w:sz w:val="20"/>
+          <w:szCs w:val="20"/>
+        </w:rPr>
+        <w:t xml:space="preserve">Problem 3: </w:t>
+      </w:r>
+      <w:r>
+        <w:rPr>
+          <w:rFonts w:ascii="Arial" w:cs="Arial" w:eastAsia="Arial" w:hAnsi="Arial"/>
+          <w:sz w:val="20"/>
+          <w:szCs w:val="20"/>
+        </w:rPr>
+        <w:t xml:space="preserve">Challenge:  Choose a complex problem and write both pseudocode and implementation, clearly identifying the design pattern.</w:t>
+      </w:r>
     </w:p>
     <w:p>
       <w:pPr>
